--- a/06_산출물_문서/2계층_절차서/QP-810_생산_서비스_제공_관리.docx
+++ b/06_산출물_문서/2계층_절차서/QP-810_생산_서비스_제공_관리.docx
@@ -270,11 +270,11 @@
     </w:p>
     <w:tbl>
       <w:tblPr>
-        <w:tblW w:w="8788" w:type="dxa"/>
         <w:tblCellMar>
           <w:left w:w="108" w:type="dxa"/>
           <w:right w:w="108" w:type="dxa"/>
         </w:tblCellMar>
+        <w:tblW w:w="8788" w:type="dxa"/>
         <w:tblBorders>
           <w:top w:val="single" w:sz="4" w:color="2E74B5" w:space="0"/>
           <w:left w:val="single" w:sz="4" w:color="2E74B5" w:space="0"/>
@@ -294,13 +294,13 @@
         <w:tc>
           <w:tcPr>
             <w:tcW w:w="1500" w:type="dxa"/>
-            <w:shd w:val="clear" w:color="auto" w:fill="D9D9D9"/>
-            <w:tcMar>
-              <w:top w:w="60" w:type="dxa"/>
-              <w:left w:w="120" w:type="dxa"/>
-              <w:bottom w:w="60" w:type="dxa"/>
-              <w:right w:w="120" w:type="dxa"/>
-            </w:tcMar>
+            <w:tcMar>
+              <w:top w:w="60" w:type="dxa"/>
+              <w:left w:w="120" w:type="dxa"/>
+              <w:bottom w:w="60" w:type="dxa"/>
+              <w:right w:w="120" w:type="dxa"/>
+            </w:tcMar>
+            <w:shd w:val="clear" w:color="auto" w:fill="DEEAF1"/>
           </w:tcPr>
           <w:p>
             <w:pPr>
@@ -320,13 +320,13 @@
         <w:tc>
           <w:tcPr>
             <w:tcW w:w="2800" w:type="dxa"/>
-            <w:shd w:val="clear" w:color="auto" w:fill="D9D9D9"/>
-            <w:tcMar>
-              <w:top w:w="60" w:type="dxa"/>
-              <w:left w:w="120" w:type="dxa"/>
-              <w:bottom w:w="60" w:type="dxa"/>
-              <w:right w:w="120" w:type="dxa"/>
-            </w:tcMar>
+            <w:tcMar>
+              <w:top w:w="60" w:type="dxa"/>
+              <w:left w:w="120" w:type="dxa"/>
+              <w:bottom w:w="60" w:type="dxa"/>
+              <w:right w:w="120" w:type="dxa"/>
+            </w:tcMar>
+            <w:shd w:val="clear" w:color="auto" w:fill="DEEAF1"/>
           </w:tcPr>
           <w:p>
             <w:pPr>
@@ -346,13 +346,13 @@
         <w:tc>
           <w:tcPr>
             <w:tcW w:w="2000" w:type="dxa"/>
-            <w:shd w:val="clear" w:color="auto" w:fill="D9D9D9"/>
-            <w:tcMar>
-              <w:top w:w="60" w:type="dxa"/>
-              <w:left w:w="120" w:type="dxa"/>
-              <w:bottom w:w="60" w:type="dxa"/>
-              <w:right w:w="120" w:type="dxa"/>
-            </w:tcMar>
+            <w:tcMar>
+              <w:top w:w="60" w:type="dxa"/>
+              <w:left w:w="120" w:type="dxa"/>
+              <w:bottom w:w="60" w:type="dxa"/>
+              <w:right w:w="120" w:type="dxa"/>
+            </w:tcMar>
+            <w:shd w:val="clear" w:color="auto" w:fill="DEEAF1"/>
           </w:tcPr>
           <w:p>
             <w:pPr>
@@ -372,13 +372,13 @@
         <w:tc>
           <w:tcPr>
             <w:tcW w:w="2488" w:type="dxa"/>
-            <w:shd w:val="clear" w:color="auto" w:fill="D9D9D9"/>
-            <w:tcMar>
-              <w:top w:w="60" w:type="dxa"/>
-              <w:left w:w="120" w:type="dxa"/>
-              <w:bottom w:w="60" w:type="dxa"/>
-              <w:right w:w="120" w:type="dxa"/>
-            </w:tcMar>
+            <w:tcMar>
+              <w:top w:w="60" w:type="dxa"/>
+              <w:left w:w="120" w:type="dxa"/>
+              <w:bottom w:w="60" w:type="dxa"/>
+              <w:right w:w="120" w:type="dxa"/>
+            </w:tcMar>
+            <w:shd w:val="clear" w:color="auto" w:fill="DEEAF1"/>
           </w:tcPr>
           <w:p>
             <w:pPr>
@@ -1144,7 +1144,7 @@
         </w:trPr>
         <w:tc>
           <w:tcPr>
-            <w:tcW w:w="2460" w:type="dxa"/>
+            <w:tcW w:w="1683" w:type="dxa"/>
             <w:tcMar>
               <w:top w:w="60" w:type="dxa"/>
               <w:left w:w="120" w:type="dxa"/>
@@ -1165,7 +1165,7 @@
         </w:tc>
         <w:tc>
           <w:tcPr>
-            <w:tcW w:w="6328" w:type="dxa"/>
+            <w:tcW w:w="7105" w:type="dxa"/>
             <w:tcMar>
               <w:top w:w="60" w:type="dxa"/>
               <w:left w:w="120" w:type="dxa"/>
@@ -1187,9 +1187,7 @@
       </w:tr>
       <w:tr>
         <w:tc>
-          <w:tcPr>
-            <w:tcW w:w="2460" w:type="dxa"/>
-          </w:tcPr>
+          <w:tcPr/>
           <w:p>
             <w:pPr>
               <w:pStyle w:val="Compact"/>
@@ -1201,7 +1199,7 @@
         </w:tc>
         <w:tc>
           <w:tcPr>
-            <w:tcW w:w="6328" w:type="dxa"/>
+            <w:tcW w:w="7105" w:type="dxa"/>
             <w:tcMar>
               <w:top w:w="60" w:type="dxa"/>
               <w:left w:w="120" w:type="dxa"/>
@@ -1234,6 +1232,7 @@
         </w:tc>
         <w:tc>
           <w:tcPr>
+            <w:tcW w:w="7105" w:type="dxa"/>
             <w:tcMar>
               <w:top w:w="60" w:type="dxa"/>
               <w:left w:w="120" w:type="dxa"/>
@@ -1265,9 +1264,7 @@
           </w:p>
         </w:tc>
         <w:tc>
-          <w:tcPr>
-            <w:tcW w:w="6328" w:type="dxa"/>
-          </w:tcPr>
+          <w:tcPr/>
           <w:p>
             <w:pPr>
               <w:pStyle w:val="Compact"/>
@@ -1280,19 +1277,10 @@
       </w:tr>
       <w:tr>
         <w:tc>
-          <w:tcPr>
-            <w:tcW w:w="2460" w:type="dxa"/>
-            <w:tcMar>
-              <w:top w:w="60" w:type="dxa"/>
-              <w:left w:w="120" w:type="dxa"/>
-              <w:bottom w:w="60" w:type="dxa"/>
-              <w:right w:w="120" w:type="dxa"/>
-            </w:tcMar>
-          </w:tcPr>
-          <w:p>
-            <w:pPr>
-              <w:pStyle w:val="Compact"/>
-              <w:wordWrap w:val="1"/>
+          <w:tcPr/>
+          <w:p>
+            <w:pPr>
+              <w:pStyle w:val="Compact"/>
             </w:pPr>
             <w:r>
               <w:t xml:space="preserve">시험</w:t>
@@ -1300,10 +1288,19 @@
           </w:p>
         </w:tc>
         <w:tc>
-          <w:tcPr/>
-          <w:p>
-            <w:pPr>
-              <w:pStyle w:val="Compact"/>
+          <w:tcPr>
+            <w:tcW w:w="7105" w:type="dxa"/>
+            <w:tcMar>
+              <w:top w:w="60" w:type="dxa"/>
+              <w:left w:w="120" w:type="dxa"/>
+              <w:bottom w:w="60" w:type="dxa"/>
+              <w:right w:w="120" w:type="dxa"/>
+            </w:tcMar>
+          </w:tcPr>
+          <w:p>
+            <w:pPr>
+              <w:pStyle w:val="Compact"/>
+              <w:wordWrap w:val="1"/>
             </w:pPr>
             <w:r>
               <w:t xml:space="preserve">기능 시험, 환경 시험, 신뢰성 시험</w:t>
@@ -1313,18 +1310,10 @@
       </w:tr>
       <w:tr>
         <w:tc>
-          <w:tcPr>
-            <w:tcMar>
-              <w:top w:w="60" w:type="dxa"/>
-              <w:left w:w="120" w:type="dxa"/>
-              <w:bottom w:w="60" w:type="dxa"/>
-              <w:right w:w="120" w:type="dxa"/>
-            </w:tcMar>
-          </w:tcPr>
-          <w:p>
-            <w:pPr>
-              <w:pStyle w:val="Compact"/>
-              <w:wordWrap w:val="1"/>
+          <w:tcPr/>
+          <w:p>
+            <w:pPr>
+              <w:pStyle w:val="Compact"/>
             </w:pPr>
             <w:r>
               <w:t xml:space="preserve">포장/출하</w:t>
@@ -1332,18 +1321,10 @@
           </w:p>
         </w:tc>
         <w:tc>
-          <w:tcPr>
-            <w:tcMar>
-              <w:top w:w="60" w:type="dxa"/>
-              <w:left w:w="120" w:type="dxa"/>
-              <w:bottom w:w="60" w:type="dxa"/>
-              <w:right w:w="120" w:type="dxa"/>
-            </w:tcMar>
-          </w:tcPr>
-          <w:p>
-            <w:pPr>
-              <w:pStyle w:val="Compact"/>
-              <w:wordWrap w:val="1"/>
+          <w:tcPr/>
+          <w:p>
+            <w:pPr>
+              <w:pStyle w:val="Compact"/>
             </w:pPr>
             <w:r>
               <w:t xml:space="preserve">제품 보존, 포장, 운송</w:t>
@@ -1386,7 +1367,7 @@
         </w:trPr>
         <w:tc>
           <w:tcPr>
-            <w:tcW w:w="2460" w:type="dxa"/>
+            <w:tcW w:w="2228" w:type="dxa"/>
             <w:tcMar>
               <w:top w:w="60" w:type="dxa"/>
               <w:left w:w="120" w:type="dxa"/>
@@ -1407,7 +1388,7 @@
         </w:tc>
         <w:tc>
           <w:tcPr>
-            <w:tcW w:w="6328" w:type="dxa"/>
+            <w:tcW w:w="6560" w:type="dxa"/>
             <w:tcMar>
               <w:top w:w="60" w:type="dxa"/>
               <w:left w:w="120" w:type="dxa"/>
@@ -1429,9 +1410,7 @@
       </w:tr>
       <w:tr>
         <w:tc>
-          <w:tcPr>
-            <w:tcW w:w="2460" w:type="dxa"/>
-          </w:tcPr>
+          <w:tcPr/>
           <w:p>
             <w:pPr>
               <w:pStyle w:val="Compact"/>
@@ -1443,7 +1422,7 @@
         </w:tc>
         <w:tc>
           <w:tcPr>
-            <w:tcW w:w="6328" w:type="dxa"/>
+            <w:tcW w:w="6560" w:type="dxa"/>
             <w:tcMar>
               <w:top w:w="60" w:type="dxa"/>
               <w:left w:w="120" w:type="dxa"/>
@@ -1476,6 +1455,7 @@
         </w:tc>
         <w:tc>
           <w:tcPr>
+            <w:tcW w:w="6560" w:type="dxa"/>
             <w:tcMar>
               <w:top w:w="60" w:type="dxa"/>
               <w:left w:w="120" w:type="dxa"/>
@@ -1507,9 +1487,7 @@
           </w:p>
         </w:tc>
         <w:tc>
-          <w:tcPr>
-            <w:tcW w:w="6328" w:type="dxa"/>
-          </w:tcPr>
+          <w:tcPr/>
           <w:p>
             <w:pPr>
               <w:pStyle w:val="Compact"/>
@@ -1522,19 +1500,10 @@
       </w:tr>
       <w:tr>
         <w:tc>
-          <w:tcPr>
-            <w:tcW w:w="2460" w:type="dxa"/>
-            <w:tcMar>
-              <w:top w:w="60" w:type="dxa"/>
-              <w:left w:w="120" w:type="dxa"/>
-              <w:bottom w:w="60" w:type="dxa"/>
-              <w:right w:w="120" w:type="dxa"/>
-            </w:tcMar>
-          </w:tcPr>
-          <w:p>
-            <w:pPr>
-              <w:pStyle w:val="Compact"/>
-              <w:wordWrap w:val="1"/>
+          <w:tcPr/>
+          <w:p>
+            <w:pPr>
+              <w:pStyle w:val="Compact"/>
             </w:pPr>
             <w:r>
               <w:t xml:space="preserve">QP-802</w:t>
@@ -1542,10 +1511,19 @@
           </w:p>
         </w:tc>
         <w:tc>
-          <w:tcPr/>
-          <w:p>
-            <w:pPr>
-              <w:pStyle w:val="Compact"/>
+          <w:tcPr>
+            <w:tcW w:w="6560" w:type="dxa"/>
+            <w:tcMar>
+              <w:top w:w="60" w:type="dxa"/>
+              <w:left w:w="120" w:type="dxa"/>
+              <w:bottom w:w="60" w:type="dxa"/>
+              <w:right w:w="120" w:type="dxa"/>
+            </w:tcMar>
+          </w:tcPr>
+          <w:p>
+            <w:pPr>
+              <w:pStyle w:val="Compact"/>
+              <w:wordWrap w:val="1"/>
             </w:pPr>
             <w:r>
               <w:t xml:space="preserve">리스크 관리 (PFMEA)</w:t>
@@ -1579,18 +1557,10 @@
       </w:tr>
       <w:tr>
         <w:tc>
-          <w:tcPr>
-            <w:tcMar>
-              <w:top w:w="60" w:type="dxa"/>
-              <w:left w:w="120" w:type="dxa"/>
-              <w:bottom w:w="60" w:type="dxa"/>
-              <w:right w:w="120" w:type="dxa"/>
-            </w:tcMar>
-          </w:tcPr>
-          <w:p>
-            <w:pPr>
-              <w:pStyle w:val="Compact"/>
-              <w:wordWrap w:val="1"/>
+          <w:tcPr/>
+          <w:p>
+            <w:pPr>
+              <w:pStyle w:val="Compact"/>
             </w:pPr>
             <w:r>
               <w:t xml:space="preserve">QP-812</w:t>
@@ -1598,18 +1568,10 @@
           </w:p>
         </w:tc>
         <w:tc>
-          <w:tcPr>
-            <w:tcMar>
-              <w:top w:w="60" w:type="dxa"/>
-              <w:left w:w="120" w:type="dxa"/>
-              <w:bottom w:w="60" w:type="dxa"/>
-              <w:right w:w="120" w:type="dxa"/>
-            </w:tcMar>
-          </w:tcPr>
-          <w:p>
-            <w:pPr>
-              <w:pStyle w:val="Compact"/>
-              <w:wordWrap w:val="1"/>
+          <w:tcPr/>
+          <w:p>
+            <w:pPr>
+              <w:pStyle w:val="Compact"/>
             </w:pPr>
             <w:r>
               <w:t xml:space="preserve">식별/추적성 관리</w:t>
@@ -1653,7 +1615,7 @@
         </w:trPr>
         <w:tc>
           <w:tcPr>
-            <w:tcW w:w="2460" w:type="dxa"/>
+            <w:tcW w:w="3000" w:type="dxa"/>
             <w:tcMar>
               <w:top w:w="60" w:type="dxa"/>
               <w:left w:w="120" w:type="dxa"/>
@@ -1674,7 +1636,7 @@
         </w:tc>
         <w:tc>
           <w:tcPr>
-            <w:tcW w:w="6328" w:type="dxa"/>
+            <w:tcW w:w="5788" w:type="dxa"/>
             <w:tcMar>
               <w:top w:w="60" w:type="dxa"/>
               <w:left w:w="120" w:type="dxa"/>
@@ -1696,9 +1658,7 @@
       </w:tr>
       <w:tr>
         <w:tc>
-          <w:tcPr>
-            <w:tcW w:w="2460" w:type="dxa"/>
-          </w:tcPr>
+          <w:tcPr/>
           <w:p>
             <w:pPr>
               <w:pStyle w:val="Compact"/>
@@ -1710,7 +1670,7 @@
         </w:tc>
         <w:tc>
           <w:tcPr>
-            <w:tcW w:w="6328" w:type="dxa"/>
+            <w:tcW w:w="5788" w:type="dxa"/>
             <w:tcMar>
               <w:top w:w="60" w:type="dxa"/>
               <w:left w:w="120" w:type="dxa"/>
@@ -1743,6 +1703,7 @@
         </w:tc>
         <w:tc>
           <w:tcPr>
+            <w:tcW w:w="5788" w:type="dxa"/>
             <w:tcMar>
               <w:top w:w="60" w:type="dxa"/>
               <w:left w:w="120" w:type="dxa"/>
@@ -1774,9 +1735,7 @@
           </w:p>
         </w:tc>
         <w:tc>
-          <w:tcPr>
-            <w:tcW w:w="6328" w:type="dxa"/>
-          </w:tcPr>
+          <w:tcPr/>
           <w:p>
             <w:pPr>
               <w:pStyle w:val="Compact"/>
@@ -1789,19 +1748,10 @@
       </w:tr>
       <w:tr>
         <w:tc>
-          <w:tcPr>
-            <w:tcW w:w="2460" w:type="dxa"/>
-            <w:tcMar>
-              <w:top w:w="60" w:type="dxa"/>
-              <w:left w:w="120" w:type="dxa"/>
-              <w:bottom w:w="60" w:type="dxa"/>
-              <w:right w:w="120" w:type="dxa"/>
-            </w:tcMar>
-          </w:tcPr>
-          <w:p>
-            <w:pPr>
-              <w:pStyle w:val="Compact"/>
-              <w:wordWrap w:val="1"/>
+          <w:tcPr/>
+          <w:p>
+            <w:pPr>
+              <w:pStyle w:val="Compact"/>
             </w:pPr>
             <w:r>
               <w:t xml:space="preserve">작업표준서 (Work Instruction)</w:t>
@@ -1809,10 +1759,19 @@
           </w:p>
         </w:tc>
         <w:tc>
-          <w:tcPr/>
-          <w:p>
-            <w:pPr>
-              <w:pStyle w:val="Compact"/>
+          <w:tcPr>
+            <w:tcW w:w="5788" w:type="dxa"/>
+            <w:tcMar>
+              <w:top w:w="60" w:type="dxa"/>
+              <w:left w:w="120" w:type="dxa"/>
+              <w:bottom w:w="60" w:type="dxa"/>
+              <w:right w:w="120" w:type="dxa"/>
+            </w:tcMar>
+          </w:tcPr>
+          <w:p>
+            <w:pPr>
+              <w:pStyle w:val="Compact"/>
+              <w:wordWrap w:val="1"/>
             </w:pPr>
             <w:r>
               <w:t xml:space="preserve">작업자가 공정을 수행하는 데 필요한 상세 지침</w:t>
@@ -1894,18 +1853,10 @@
       </w:tr>
       <w:tr>
         <w:tc>
-          <w:tcPr>
-            <w:tcMar>
-              <w:top w:w="60" w:type="dxa"/>
-              <w:left w:w="120" w:type="dxa"/>
-              <w:bottom w:w="60" w:type="dxa"/>
-              <w:right w:w="120" w:type="dxa"/>
-            </w:tcMar>
-          </w:tcPr>
-          <w:p>
-            <w:pPr>
-              <w:pStyle w:val="Compact"/>
-              <w:wordWrap w:val="1"/>
+          <w:tcPr/>
+          <w:p>
+            <w:pPr>
+              <w:pStyle w:val="Compact"/>
             </w:pPr>
             <w:r>
               <w:t xml:space="preserve">NADCAP</w:t>
@@ -1913,18 +1864,10 @@
           </w:p>
         </w:tc>
         <w:tc>
-          <w:tcPr>
-            <w:tcMar>
-              <w:top w:w="60" w:type="dxa"/>
-              <w:left w:w="120" w:type="dxa"/>
-              <w:bottom w:w="60" w:type="dxa"/>
-              <w:right w:w="120" w:type="dxa"/>
-            </w:tcMar>
-          </w:tcPr>
-          <w:p>
-            <w:pPr>
-              <w:pStyle w:val="Compact"/>
-              <w:wordWrap w:val="1"/>
+          <w:tcPr/>
+          <w:p>
+            <w:pPr>
+              <w:pStyle w:val="Compact"/>
             </w:pPr>
             <w:r>
               <w:t xml:space="preserve">항공우주 특수공정 인가 프로그램 (National Aerospace and Defense Contractors Accreditation Program)</w:t>
@@ -1968,7 +1911,7 @@
         </w:trPr>
         <w:tc>
           <w:tcPr>
-            <w:tcW w:w="2460" w:type="dxa"/>
+            <w:tcW w:w="2592" w:type="dxa"/>
             <w:tcMar>
               <w:top w:w="60" w:type="dxa"/>
               <w:left w:w="120" w:type="dxa"/>
@@ -1989,7 +1932,7 @@
         </w:tc>
         <w:tc>
           <w:tcPr>
-            <w:tcW w:w="6328" w:type="dxa"/>
+            <w:tcW w:w="6196" w:type="dxa"/>
             <w:tcMar>
               <w:top w:w="60" w:type="dxa"/>
               <w:left w:w="120" w:type="dxa"/>
@@ -2011,9 +1954,7 @@
       </w:tr>
       <w:tr>
         <w:tc>
-          <w:tcPr>
-            <w:tcW w:w="2460" w:type="dxa"/>
-          </w:tcPr>
+          <w:tcPr/>
           <w:p>
             <w:pPr>
               <w:pStyle w:val="Compact"/>
@@ -2029,7 +1970,7 @@
         </w:tc>
         <w:tc>
           <w:tcPr>
-            <w:tcW w:w="6328" w:type="dxa"/>
+            <w:tcW w:w="6196" w:type="dxa"/>
             <w:tcMar>
               <w:top w:w="60" w:type="dxa"/>
               <w:left w:w="120" w:type="dxa"/>
@@ -2066,7 +2007,7 @@
         </w:tc>
         <w:tc>
           <w:tcPr>
-            <w:tcW w:w="6328" w:type="dxa"/>
+            <w:tcW w:w="6196" w:type="dxa"/>
             <w:tcMar>
               <w:top w:w="60" w:type="dxa"/>
               <w:left w:w="120" w:type="dxa"/>
@@ -2131,7 +2072,7 @@
         </w:tc>
         <w:tc>
           <w:tcPr>
-            <w:tcW w:w="6328" w:type="dxa"/>
+            <w:tcW w:w="6196" w:type="dxa"/>
             <w:tcMar>
               <w:top w:w="60" w:type="dxa"/>
               <w:left w:w="120" w:type="dxa"/>
@@ -2152,18 +2093,10 @@
       </w:tr>
       <w:tr>
         <w:tc>
-          <w:tcPr>
-            <w:tcMar>
-              <w:top w:w="60" w:type="dxa"/>
-              <w:left w:w="120" w:type="dxa"/>
-              <w:bottom w:w="60" w:type="dxa"/>
-              <w:right w:w="120" w:type="dxa"/>
-            </w:tcMar>
-          </w:tcPr>
-          <w:p>
-            <w:pPr>
-              <w:pStyle w:val="Compact"/>
-              <w:wordWrap w:val="1"/>
+          <w:tcPr/>
+          <w:p>
+            <w:pPr>
+              <w:pStyle w:val="Compact"/>
             </w:pPr>
             <w:r>
               <w:rPr>
@@ -2175,18 +2108,10 @@
           </w:p>
         </w:tc>
         <w:tc>
-          <w:tcPr>
-            <w:tcMar>
-              <w:top w:w="60" w:type="dxa"/>
-              <w:left w:w="120" w:type="dxa"/>
-              <w:bottom w:w="60" w:type="dxa"/>
-              <w:right w:w="120" w:type="dxa"/>
-            </w:tcMar>
-          </w:tcPr>
-          <w:p>
-            <w:pPr>
-              <w:pStyle w:val="Compact"/>
-              <w:wordWrap w:val="1"/>
+          <w:tcPr/>
+          <w:p>
+            <w:pPr>
+              <w:pStyle w:val="Compact"/>
             </w:pPr>
             <w:r>
               <w:t xml:space="preserve">작업표준서 준수; 자주검사 실시; 이상 발견 시 즉시 보고</w:t>
@@ -2238,7 +2163,7 @@
         </w:trPr>
         <w:tc>
           <w:tcPr>
-            <w:tcW w:w="2460" w:type="dxa"/>
+            <w:tcW w:w="2983" w:type="dxa"/>
             <w:tcMar>
               <w:top w:w="60" w:type="dxa"/>
               <w:left w:w="120" w:type="dxa"/>
@@ -2259,7 +2184,7 @@
         </w:tc>
         <w:tc>
           <w:tcPr>
-            <w:tcW w:w="6328" w:type="dxa"/>
+            <w:tcW w:w="5805" w:type="dxa"/>
             <w:tcMar>
               <w:top w:w="60" w:type="dxa"/>
               <w:left w:w="120" w:type="dxa"/>
@@ -2281,9 +2206,7 @@
       </w:tr>
       <w:tr>
         <w:tc>
-          <w:tcPr>
-            <w:tcW w:w="2460" w:type="dxa"/>
-          </w:tcPr>
+          <w:tcPr/>
           <w:p>
             <w:pPr>
               <w:pStyle w:val="Compact"/>
@@ -2295,7 +2218,7 @@
         </w:tc>
         <w:tc>
           <w:tcPr>
-            <w:tcW w:w="6328" w:type="dxa"/>
+            <w:tcW w:w="5805" w:type="dxa"/>
             <w:tcMar>
               <w:top w:w="60" w:type="dxa"/>
               <w:left w:w="120" w:type="dxa"/>
@@ -2328,6 +2251,7 @@
         </w:tc>
         <w:tc>
           <w:tcPr>
+            <w:tcW w:w="5805" w:type="dxa"/>
             <w:tcMar>
               <w:top w:w="60" w:type="dxa"/>
               <w:left w:w="120" w:type="dxa"/>
@@ -2359,9 +2283,7 @@
           </w:p>
         </w:tc>
         <w:tc>
-          <w:tcPr>
-            <w:tcW w:w="6328" w:type="dxa"/>
-          </w:tcPr>
+          <w:tcPr/>
           <w:p>
             <w:pPr>
               <w:pStyle w:val="Compact"/>
@@ -2374,19 +2296,10 @@
       </w:tr>
       <w:tr>
         <w:tc>
-          <w:tcPr>
-            <w:tcW w:w="2460" w:type="dxa"/>
-            <w:tcMar>
-              <w:top w:w="60" w:type="dxa"/>
-              <w:left w:w="120" w:type="dxa"/>
-              <w:bottom w:w="60" w:type="dxa"/>
-              <w:right w:w="120" w:type="dxa"/>
-            </w:tcMar>
-          </w:tcPr>
-          <w:p>
-            <w:pPr>
-              <w:pStyle w:val="Compact"/>
-              <w:wordWrap w:val="1"/>
+          <w:tcPr/>
+          <w:p>
+            <w:pPr>
+              <w:pStyle w:val="Compact"/>
             </w:pPr>
             <w:r>
               <w:t xml:space="preserve">자원 계획</w:t>
@@ -2394,10 +2307,19 @@
           </w:p>
         </w:tc>
         <w:tc>
-          <w:tcPr/>
-          <w:p>
-            <w:pPr>
-              <w:pStyle w:val="Compact"/>
+          <w:tcPr>
+            <w:tcW w:w="5805" w:type="dxa"/>
+            <w:tcMar>
+              <w:top w:w="60" w:type="dxa"/>
+              <w:left w:w="120" w:type="dxa"/>
+              <w:bottom w:w="60" w:type="dxa"/>
+              <w:right w:w="120" w:type="dxa"/>
+            </w:tcMar>
+          </w:tcPr>
+          <w:p>
+            <w:pPr>
+              <w:pStyle w:val="Compact"/>
+              <w:wordWrap w:val="1"/>
             </w:pPr>
             <w:r>
               <w:t xml:space="preserve">설비, 공구, 자재, 치공구</w:t>
@@ -2407,18 +2329,10 @@
       </w:tr>
       <w:tr>
         <w:tc>
-          <w:tcPr>
-            <w:tcMar>
-              <w:top w:w="60" w:type="dxa"/>
-              <w:left w:w="120" w:type="dxa"/>
-              <w:bottom w:w="60" w:type="dxa"/>
-              <w:right w:w="120" w:type="dxa"/>
-            </w:tcMar>
-          </w:tcPr>
-          <w:p>
-            <w:pPr>
-              <w:pStyle w:val="Compact"/>
-              <w:wordWrap w:val="1"/>
+          <w:tcPr/>
+          <w:p>
+            <w:pPr>
+              <w:pStyle w:val="Compact"/>
             </w:pPr>
             <w:r>
               <w:t xml:space="preserve">검사 계획</w:t>
@@ -2426,18 +2340,10 @@
           </w:p>
         </w:tc>
         <w:tc>
-          <w:tcPr>
-            <w:tcMar>
-              <w:top w:w="60" w:type="dxa"/>
-              <w:left w:w="120" w:type="dxa"/>
-              <w:bottom w:w="60" w:type="dxa"/>
-              <w:right w:w="120" w:type="dxa"/>
-            </w:tcMar>
-          </w:tcPr>
-          <w:p>
-            <w:pPr>
-              <w:pStyle w:val="Compact"/>
-              <w:wordWrap w:val="1"/>
+          <w:tcPr/>
+          <w:p>
+            <w:pPr>
+              <w:pStyle w:val="Compact"/>
             </w:pPr>
             <w:r>
               <w:t xml:space="preserve">공정 내 검사 포인트, 검사 방법, 빈도</w:t>
@@ -2456,179 +2362,283 @@
         <w:t xml:space="preserve">6.2 생산 실행 흐름</w:t>
       </w:r>
     </w:p>
-    <w:p>
-      <w:pPr>
-        <w:pStyle w:val="SourceCode"/>
-      </w:pPr>
-      <w:r>
-        <w:rPr>
-          <w:rStyle w:val="VerbatimChar"/>
-        </w:rPr>
-        <w:t xml:space="preserve">자재 입고 (수입검사 합격)</w:t>
-      </w:r>
-      <w:r>
-        <w:br/>
-      </w:r>
-      <w:r>
-        <w:rPr>
-          <w:rStyle w:val="VerbatimChar"/>
-        </w:rPr>
-        <w:t xml:space="preserve">    │</w:t>
-      </w:r>
-      <w:r>
-        <w:br/>
-      </w:r>
-      <w:r>
-        <w:rPr>
-          <w:rStyle w:val="VerbatimChar"/>
-        </w:rPr>
-        <w:t xml:space="preserve">    ▼</w:t>
-      </w:r>
-      <w:r>
-        <w:br/>
-      </w:r>
-      <w:r>
-        <w:rPr>
-          <w:rStyle w:val="VerbatimChar"/>
-        </w:rPr>
-        <w:t xml:space="preserve">자재 불출 ──→ 로트/배치 추적성 부여 (QP-812)</w:t>
-      </w:r>
-      <w:r>
-        <w:br/>
-      </w:r>
-      <w:r>
-        <w:rPr>
-          <w:rStyle w:val="VerbatimChar"/>
-        </w:rPr>
-        <w:t xml:space="preserve">    │</w:t>
-      </w:r>
-      <w:r>
-        <w:br/>
-      </w:r>
-      <w:r>
-        <w:rPr>
-          <w:rStyle w:val="VerbatimChar"/>
-        </w:rPr>
-        <w:t xml:space="preserve">    ▼</w:t>
-      </w:r>
-      <w:r>
-        <w:br/>
-      </w:r>
-      <w:r>
-        <w:rPr>
-          <w:rStyle w:val="VerbatimChar"/>
-        </w:rPr>
-        <w:t xml:space="preserve">공정 1 (가공/성형 등) ──→ 자주검사 + 공정검사</w:t>
-      </w:r>
-      <w:r>
-        <w:br/>
-      </w:r>
-      <w:r>
-        <w:rPr>
-          <w:rStyle w:val="VerbatimChar"/>
-        </w:rPr>
-        <w:t xml:space="preserve">    │</w:t>
-      </w:r>
-      <w:r>
-        <w:br/>
-      </w:r>
-      <w:r>
-        <w:rPr>
-          <w:rStyle w:val="VerbatimChar"/>
-        </w:rPr>
-        <w:t xml:space="preserve">    ▼</w:t>
-      </w:r>
-      <w:r>
-        <w:br/>
-      </w:r>
-      <w:r>
-        <w:rPr>
-          <w:rStyle w:val="VerbatimChar"/>
-        </w:rPr>
-        <w:t xml:space="preserve">공정 2 (특수공정 해당 시) ──→ 공정 파라미터 관리</w:t>
-      </w:r>
-      <w:r>
-        <w:br/>
-      </w:r>
-      <w:r>
-        <w:rPr>
-          <w:rStyle w:val="VerbatimChar"/>
-        </w:rPr>
-        <w:t xml:space="preserve">    │</w:t>
-      </w:r>
-      <w:r>
-        <w:br/>
-      </w:r>
-      <w:r>
-        <w:rPr>
-          <w:rStyle w:val="VerbatimChar"/>
-        </w:rPr>
-        <w:t xml:space="preserve">    ▼</w:t>
-      </w:r>
-      <w:r>
-        <w:br/>
-      </w:r>
-      <w:r>
-        <w:rPr>
-          <w:rStyle w:val="VerbatimChar"/>
-        </w:rPr>
-        <w:t xml:space="preserve">공정 N (조립/배선 등) ──→ 자주검사 + 공정검사</w:t>
-      </w:r>
-      <w:r>
-        <w:br/>
-      </w:r>
-      <w:r>
-        <w:rPr>
-          <w:rStyle w:val="VerbatimChar"/>
-        </w:rPr>
-        <w:t xml:space="preserve">    │</w:t>
-      </w:r>
-      <w:r>
-        <w:br/>
-      </w:r>
-      <w:r>
-        <w:rPr>
-          <w:rStyle w:val="VerbatimChar"/>
-        </w:rPr>
-        <w:t xml:space="preserve">    ▼</w:t>
-      </w:r>
-      <w:r>
-        <w:br/>
-      </w:r>
-      <w:r>
-        <w:rPr>
-          <w:rStyle w:val="VerbatimChar"/>
-        </w:rPr>
-        <w:t xml:space="preserve">최종검사 (QP-817) ──→ 합격 판정</w:t>
-      </w:r>
-      <w:r>
-        <w:br/>
-      </w:r>
-      <w:r>
-        <w:rPr>
-          <w:rStyle w:val="VerbatimChar"/>
-        </w:rPr>
-        <w:t xml:space="preserve">    │</w:t>
-      </w:r>
-      <w:r>
-        <w:br/>
-      </w:r>
-      <w:r>
-        <w:rPr>
-          <w:rStyle w:val="VerbatimChar"/>
-        </w:rPr>
-        <w:t xml:space="preserve">    ▼</w:t>
-      </w:r>
-      <w:r>
-        <w:br/>
-      </w:r>
-      <w:r>
-        <w:rPr>
-          <w:rStyle w:val="VerbatimChar"/>
-        </w:rPr>
-        <w:t xml:space="preserve">포장/출하 (QP-814)</w:t>
-      </w:r>
-    </w:p>
+    <w:tbl>
+      <w:tblPr>
+        <w:tblLook w:firstColumn="1" w:firstRow="1" w:lastColumn="0" w:lastRow="0" w:noHBand="0" w:noVBand="1" w:val="04A0"/>
+        <w:tblW w:w="8788" w:type="dxa"/>
+        <w:tblBorders>
+          <w:top w:val="single" w:sz="4" w:color="2E74B5" w:space="0"/>
+          <w:left w:val="single" w:sz="4" w:color="2E74B5" w:space="0"/>
+          <w:bottom w:val="single" w:sz="4" w:color="2E74B5" w:space="0"/>
+          <w:right w:val="single" w:sz="4" w:color="2E74B5" w:space="0"/>
+          <w:insideH w:val="single" w:sz="4" w:color="BDD7EE" w:space="0"/>
+          <w:insideV w:val="single" w:sz="2" w:color="D9D9D9" w:space="0"/>
+        </w:tblBorders>
+      </w:tblPr>
+      <w:tblGrid>
+        <w:gridCol w:w="8788"/>
+      </w:tblGrid>
+      <w:tr>
+        <w:tc>
+          <w:tcPr>
+            <w:tcW w:w="8788" w:type="dxa"/>
+            <w:tcMar>
+              <w:top w:w="80" w:type="dxa"/>
+              <w:left w:w="140" w:type="dxa"/>
+              <w:bottom w:w="80" w:type="dxa"/>
+              <w:right w:w="140" w:type="dxa"/>
+            </w:tcMar>
+          </w:tcPr>
+          <w:p>
+            <w:pPr>
+              <w:spacing w:before="0" w:after="0" w:line="240" w:lineRule="auto"/>
+            </w:pPr>
+            <w:r>
+              <w:rPr>
+                <w:rFonts w:ascii="Courier New" w:hAnsi="Courier New" w:eastAsia="NanumGothicCoding"/>
+                <w:sz w:val="18"/>
+                <w:szCs w:val="18"/>
+              </w:rPr>
+              <w:t xml:space="preserve">자재 입고 (수입검사 합격)</w:t>
+            </w:r>
+          </w:p>
+          <w:p>
+            <w:pPr>
+              <w:spacing w:before="0" w:after="0" w:line="240" w:lineRule="auto"/>
+            </w:pPr>
+            <w:r>
+              <w:rPr>
+                <w:rFonts w:ascii="Courier New" w:hAnsi="Courier New" w:eastAsia="NanumGothicCoding"/>
+                <w:sz w:val="18"/>
+                <w:szCs w:val="18"/>
+              </w:rPr>
+              <w:t xml:space="preserve">    │</w:t>
+            </w:r>
+          </w:p>
+          <w:p>
+            <w:pPr>
+              <w:spacing w:before="0" w:after="0" w:line="240" w:lineRule="auto"/>
+            </w:pPr>
+            <w:r>
+              <w:rPr>
+                <w:rFonts w:ascii="Courier New" w:hAnsi="Courier New" w:eastAsia="NanumGothicCoding"/>
+                <w:sz w:val="18"/>
+                <w:szCs w:val="18"/>
+              </w:rPr>
+              <w:t xml:space="preserve">    ▼</w:t>
+            </w:r>
+          </w:p>
+          <w:p>
+            <w:pPr>
+              <w:spacing w:before="0" w:after="0" w:line="240" w:lineRule="auto"/>
+            </w:pPr>
+            <w:r>
+              <w:rPr>
+                <w:rFonts w:ascii="Courier New" w:hAnsi="Courier New" w:eastAsia="NanumGothicCoding"/>
+                <w:sz w:val="18"/>
+                <w:szCs w:val="18"/>
+              </w:rPr>
+              <w:t xml:space="preserve">자재 불출 ──→ 로트/배치 추적성 부여 (QP-812)</w:t>
+            </w:r>
+          </w:p>
+          <w:p>
+            <w:pPr>
+              <w:spacing w:before="0" w:after="0" w:line="240" w:lineRule="auto"/>
+            </w:pPr>
+            <w:r>
+              <w:rPr>
+                <w:rFonts w:ascii="Courier New" w:hAnsi="Courier New" w:eastAsia="NanumGothicCoding"/>
+                <w:sz w:val="18"/>
+                <w:szCs w:val="18"/>
+              </w:rPr>
+              <w:t xml:space="preserve">    │</w:t>
+            </w:r>
+          </w:p>
+          <w:p>
+            <w:pPr>
+              <w:spacing w:before="0" w:after="0" w:line="240" w:lineRule="auto"/>
+            </w:pPr>
+            <w:r>
+              <w:rPr>
+                <w:rFonts w:ascii="Courier New" w:hAnsi="Courier New" w:eastAsia="NanumGothicCoding"/>
+                <w:sz w:val="18"/>
+                <w:szCs w:val="18"/>
+              </w:rPr>
+              <w:t xml:space="preserve">    ▼</w:t>
+            </w:r>
+          </w:p>
+          <w:p>
+            <w:pPr>
+              <w:spacing w:before="0" w:after="0" w:line="240" w:lineRule="auto"/>
+            </w:pPr>
+            <w:r>
+              <w:rPr>
+                <w:rFonts w:ascii="Courier New" w:hAnsi="Courier New" w:eastAsia="NanumGothicCoding"/>
+                <w:sz w:val="18"/>
+                <w:szCs w:val="18"/>
+              </w:rPr>
+              <w:t xml:space="preserve">공정 1 (가공/성형 등) ──→ 자주검사 + 공정검사</w:t>
+            </w:r>
+          </w:p>
+          <w:p>
+            <w:pPr>
+              <w:spacing w:before="0" w:after="0" w:line="240" w:lineRule="auto"/>
+            </w:pPr>
+            <w:r>
+              <w:rPr>
+                <w:rFonts w:ascii="Courier New" w:hAnsi="Courier New" w:eastAsia="NanumGothicCoding"/>
+                <w:sz w:val="18"/>
+                <w:szCs w:val="18"/>
+              </w:rPr>
+              <w:t xml:space="preserve">    │</w:t>
+            </w:r>
+          </w:p>
+          <w:p>
+            <w:pPr>
+              <w:spacing w:before="0" w:after="0" w:line="240" w:lineRule="auto"/>
+            </w:pPr>
+            <w:r>
+              <w:rPr>
+                <w:rFonts w:ascii="Courier New" w:hAnsi="Courier New" w:eastAsia="NanumGothicCoding"/>
+                <w:sz w:val="18"/>
+                <w:szCs w:val="18"/>
+              </w:rPr>
+              <w:t xml:space="preserve">    ▼</w:t>
+            </w:r>
+          </w:p>
+          <w:p>
+            <w:pPr>
+              <w:spacing w:before="0" w:after="0" w:line="240" w:lineRule="auto"/>
+            </w:pPr>
+            <w:r>
+              <w:rPr>
+                <w:rFonts w:ascii="Courier New" w:hAnsi="Courier New" w:eastAsia="NanumGothicCoding"/>
+                <w:sz w:val="18"/>
+                <w:szCs w:val="18"/>
+              </w:rPr>
+              <w:t xml:space="preserve">공정 2 (특수공정 해당 시) ──→ 공정 파라미터 관리</w:t>
+            </w:r>
+          </w:p>
+          <w:p>
+            <w:pPr>
+              <w:spacing w:before="0" w:after="0" w:line="240" w:lineRule="auto"/>
+            </w:pPr>
+            <w:r>
+              <w:rPr>
+                <w:rFonts w:ascii="Courier New" w:hAnsi="Courier New" w:eastAsia="NanumGothicCoding"/>
+                <w:sz w:val="18"/>
+                <w:szCs w:val="18"/>
+              </w:rPr>
+              <w:t xml:space="preserve">    │</w:t>
+            </w:r>
+          </w:p>
+          <w:p>
+            <w:pPr>
+              <w:spacing w:before="0" w:after="0" w:line="240" w:lineRule="auto"/>
+            </w:pPr>
+            <w:r>
+              <w:rPr>
+                <w:rFonts w:ascii="Courier New" w:hAnsi="Courier New" w:eastAsia="NanumGothicCoding"/>
+                <w:sz w:val="18"/>
+                <w:szCs w:val="18"/>
+              </w:rPr>
+              <w:t xml:space="preserve">    ▼</w:t>
+            </w:r>
+          </w:p>
+          <w:p>
+            <w:pPr>
+              <w:spacing w:before="0" w:after="0" w:line="240" w:lineRule="auto"/>
+            </w:pPr>
+            <w:r>
+              <w:rPr>
+                <w:rFonts w:ascii="Courier New" w:hAnsi="Courier New" w:eastAsia="NanumGothicCoding"/>
+                <w:sz w:val="18"/>
+                <w:szCs w:val="18"/>
+              </w:rPr>
+              <w:t xml:space="preserve">공정 N (조립/배선 등) ──→ 자주검사 + 공정검사</w:t>
+            </w:r>
+          </w:p>
+          <w:p>
+            <w:pPr>
+              <w:spacing w:before="0" w:after="0" w:line="240" w:lineRule="auto"/>
+            </w:pPr>
+            <w:r>
+              <w:rPr>
+                <w:rFonts w:ascii="Courier New" w:hAnsi="Courier New" w:eastAsia="NanumGothicCoding"/>
+                <w:sz w:val="18"/>
+                <w:szCs w:val="18"/>
+              </w:rPr>
+              <w:t xml:space="preserve">    │</w:t>
+            </w:r>
+          </w:p>
+          <w:p>
+            <w:pPr>
+              <w:spacing w:before="0" w:after="0" w:line="240" w:lineRule="auto"/>
+            </w:pPr>
+            <w:r>
+              <w:rPr>
+                <w:rFonts w:ascii="Courier New" w:hAnsi="Courier New" w:eastAsia="NanumGothicCoding"/>
+                <w:sz w:val="18"/>
+                <w:szCs w:val="18"/>
+              </w:rPr>
+              <w:t xml:space="preserve">    ▼</w:t>
+            </w:r>
+          </w:p>
+          <w:p>
+            <w:pPr>
+              <w:spacing w:before="0" w:after="0" w:line="240" w:lineRule="auto"/>
+            </w:pPr>
+            <w:r>
+              <w:rPr>
+                <w:rFonts w:ascii="Courier New" w:hAnsi="Courier New" w:eastAsia="NanumGothicCoding"/>
+                <w:sz w:val="18"/>
+                <w:szCs w:val="18"/>
+              </w:rPr>
+              <w:t xml:space="preserve">최종검사 (QP-817) ──→ 합격 판정</w:t>
+            </w:r>
+          </w:p>
+          <w:p>
+            <w:pPr>
+              <w:spacing w:before="0" w:after="0" w:line="240" w:lineRule="auto"/>
+            </w:pPr>
+            <w:r>
+              <w:rPr>
+                <w:rFonts w:ascii="Courier New" w:hAnsi="Courier New" w:eastAsia="NanumGothicCoding"/>
+                <w:sz w:val="18"/>
+                <w:szCs w:val="18"/>
+              </w:rPr>
+              <w:t xml:space="preserve">    │</w:t>
+            </w:r>
+          </w:p>
+          <w:p>
+            <w:pPr>
+              <w:spacing w:before="0" w:after="0" w:line="240" w:lineRule="auto"/>
+            </w:pPr>
+            <w:r>
+              <w:rPr>
+                <w:rFonts w:ascii="Courier New" w:hAnsi="Courier New" w:eastAsia="NanumGothicCoding"/>
+                <w:sz w:val="18"/>
+                <w:szCs w:val="18"/>
+              </w:rPr>
+              <w:t xml:space="preserve">    ▼</w:t>
+            </w:r>
+          </w:p>
+          <w:p>
+            <w:pPr>
+              <w:spacing w:before="0" w:after="0" w:line="240" w:lineRule="auto"/>
+            </w:pPr>
+            <w:r>
+              <w:rPr>
+                <w:rFonts w:ascii="Courier New" w:hAnsi="Courier New" w:eastAsia="NanumGothicCoding"/>
+                <w:sz w:val="18"/>
+                <w:szCs w:val="18"/>
+              </w:rPr>
+              <w:t xml:space="preserve">포장/출하 (QP-814)</w:t>
+            </w:r>
+          </w:p>
+        </w:tc>
+      </w:tr>
+    </w:tbl>
     <w:bookmarkEnd w:id="20"/>
     <w:bookmarkEnd w:id="21"/>
     <w:bookmarkStart w:id="24" w:name="관리-조건-controlled-conditions"/>
@@ -3096,7 +3106,7 @@
         </w:trPr>
         <w:tc>
           <w:tcPr>
-            <w:tcW w:w="2460" w:type="dxa"/>
+            <w:tcW w:w="1618" w:type="dxa"/>
             <w:tcMar>
               <w:top w:w="60" w:type="dxa"/>
               <w:left w:w="120" w:type="dxa"/>
@@ -3117,7 +3127,7 @@
         </w:tc>
         <w:tc>
           <w:tcPr>
-            <w:tcW w:w="6328" w:type="dxa"/>
+            <w:tcW w:w="7170" w:type="dxa"/>
             <w:tcMar>
               <w:top w:w="60" w:type="dxa"/>
               <w:left w:w="120" w:type="dxa"/>
@@ -3139,9 +3149,7 @@
       </w:tr>
       <w:tr>
         <w:tc>
-          <w:tcPr>
-            <w:tcW w:w="2460" w:type="dxa"/>
-          </w:tcPr>
+          <w:tcPr/>
           <w:p>
             <w:pPr>
               <w:pStyle w:val="Compact"/>
@@ -3153,7 +3161,7 @@
         </w:tc>
         <w:tc>
           <w:tcPr>
-            <w:tcW w:w="6328" w:type="dxa"/>
+            <w:tcW w:w="7170" w:type="dxa"/>
             <w:tcMar>
               <w:top w:w="60" w:type="dxa"/>
               <w:left w:w="120" w:type="dxa"/>
@@ -3186,17 +3194,11 @@
         </w:tc>
         <w:tc>
           <w:tcPr>
-            <w:tcMar>
-              <w:top w:w="60" w:type="dxa"/>
-              <w:left w:w="120" w:type="dxa"/>
-              <w:bottom w:w="60" w:type="dxa"/>
-              <w:right w:w="120" w:type="dxa"/>
-            </w:tcMar>
-          </w:tcPr>
-          <w:p>
-            <w:pPr>
-              <w:pStyle w:val="Compact"/>
-              <w:wordWrap w:val="1"/>
+            <w:tcW w:w="7170" w:type="dxa"/>
+          </w:tcPr>
+          <w:p>
+            <w:pPr>
+              <w:pStyle w:val="Compact"/>
             </w:pPr>
             <w:r>
               <w:t xml:space="preserve">공정명, 사용 장비/공구, 작업 순서, 관리 기준, 검사 방법, 안전 주의사항</w:t>
@@ -3217,9 +3219,7 @@
           </w:p>
         </w:tc>
         <w:tc>
-          <w:tcPr>
-            <w:tcW w:w="6328" w:type="dxa"/>
-          </w:tcPr>
+          <w:tcPr/>
           <w:p>
             <w:pPr>
               <w:pStyle w:val="Compact"/>
@@ -3232,19 +3232,10 @@
       </w:tr>
       <w:tr>
         <w:tc>
-          <w:tcPr>
-            <w:tcW w:w="2460" w:type="dxa"/>
-            <w:tcMar>
-              <w:top w:w="60" w:type="dxa"/>
-              <w:left w:w="120" w:type="dxa"/>
-              <w:bottom w:w="60" w:type="dxa"/>
-              <w:right w:w="120" w:type="dxa"/>
-            </w:tcMar>
-          </w:tcPr>
-          <w:p>
-            <w:pPr>
-              <w:pStyle w:val="Compact"/>
-              <w:wordWrap w:val="1"/>
+          <w:tcPr/>
+          <w:p>
+            <w:pPr>
+              <w:pStyle w:val="Compact"/>
             </w:pPr>
             <w:r>
               <w:t xml:space="preserve">교육</w:t>
@@ -3253,6 +3244,7 @@
         </w:tc>
         <w:tc>
           <w:tcPr>
+            <w:tcW w:w="7170" w:type="dxa"/>
             <w:tcMar>
               <w:top w:w="60" w:type="dxa"/>
               <w:left w:w="120" w:type="dxa"/>
@@ -3314,7 +3306,7 @@
         </w:trPr>
         <w:tc>
           <w:tcPr>
-            <w:tcW w:w="2460" w:type="dxa"/>
+            <w:tcW w:w="3000" w:type="dxa"/>
             <w:tcMar>
               <w:top w:w="60" w:type="dxa"/>
               <w:left w:w="120" w:type="dxa"/>
@@ -3335,7 +3327,7 @@
         </w:tc>
         <w:tc>
           <w:tcPr>
-            <w:tcW w:w="6328" w:type="dxa"/>
+            <w:tcW w:w="5788" w:type="dxa"/>
             <w:tcMar>
               <w:top w:w="60" w:type="dxa"/>
               <w:left w:w="120" w:type="dxa"/>
@@ -3357,9 +3349,7 @@
       </w:tr>
       <w:tr>
         <w:tc>
-          <w:tcPr>
-            <w:tcW w:w="2460" w:type="dxa"/>
-          </w:tcPr>
+          <w:tcPr/>
           <w:p>
             <w:pPr>
               <w:pStyle w:val="Compact"/>
@@ -3371,7 +3361,7 @@
         </w:tc>
         <w:tc>
           <w:tcPr>
-            <w:tcW w:w="6328" w:type="dxa"/>
+            <w:tcW w:w="5788" w:type="dxa"/>
             <w:tcMar>
               <w:top w:w="60" w:type="dxa"/>
               <w:left w:w="120" w:type="dxa"/>
@@ -3404,6 +3394,7 @@
         </w:tc>
         <w:tc>
           <w:tcPr>
+            <w:tcW w:w="5788" w:type="dxa"/>
             <w:tcMar>
               <w:top w:w="60" w:type="dxa"/>
               <w:left w:w="120" w:type="dxa"/>
@@ -3435,9 +3426,7 @@
           </w:p>
         </w:tc>
         <w:tc>
-          <w:tcPr>
-            <w:tcW w:w="6328" w:type="dxa"/>
-          </w:tcPr>
+          <w:tcPr/>
           <w:p>
             <w:pPr>
               <w:pStyle w:val="Compact"/>
@@ -3450,19 +3439,10 @@
       </w:tr>
       <w:tr>
         <w:tc>
-          <w:tcPr>
-            <w:tcW w:w="2460" w:type="dxa"/>
-            <w:tcMar>
-              <w:top w:w="60" w:type="dxa"/>
-              <w:left w:w="120" w:type="dxa"/>
-              <w:bottom w:w="60" w:type="dxa"/>
-              <w:right w:w="120" w:type="dxa"/>
-            </w:tcMar>
-          </w:tcPr>
-          <w:p>
-            <w:pPr>
-              <w:pStyle w:val="Compact"/>
-              <w:wordWrap w:val="1"/>
+          <w:tcPr/>
+          <w:p>
+            <w:pPr>
+              <w:pStyle w:val="Compact"/>
             </w:pPr>
             <w:r>
               <w:t xml:space="preserve">자동 검출</w:t>
@@ -3470,10 +3450,19 @@
           </w:p>
         </w:tc>
         <w:tc>
-          <w:tcPr/>
-          <w:p>
-            <w:pPr>
-              <w:pStyle w:val="Compact"/>
+          <w:tcPr>
+            <w:tcW w:w="5788" w:type="dxa"/>
+            <w:tcMar>
+              <w:top w:w="60" w:type="dxa"/>
+              <w:left w:w="120" w:type="dxa"/>
+              <w:bottom w:w="60" w:type="dxa"/>
+              <w:right w:w="120" w:type="dxa"/>
+            </w:tcMar>
+          </w:tcPr>
+          <w:p>
+            <w:pPr>
+              <w:pStyle w:val="Compact"/>
+              <w:wordWrap w:val="1"/>
             </w:pPr>
             <w:r>
               <w:t xml:space="preserve">센서, 비전 검사, 자동 정지</w:t>
@@ -3483,18 +3472,10 @@
       </w:tr>
       <w:tr>
         <w:tc>
-          <w:tcPr>
-            <w:tcMar>
-              <w:top w:w="60" w:type="dxa"/>
-              <w:left w:w="120" w:type="dxa"/>
-              <w:bottom w:w="60" w:type="dxa"/>
-              <w:right w:w="120" w:type="dxa"/>
-            </w:tcMar>
-          </w:tcPr>
-          <w:p>
-            <w:pPr>
-              <w:pStyle w:val="Compact"/>
-              <w:wordWrap w:val="1"/>
+          <w:tcPr/>
+          <w:p>
+            <w:pPr>
+              <w:pStyle w:val="Compact"/>
             </w:pPr>
             <w:r>
               <w:t xml:space="preserve">2인 확인 (Dual Verification)</w:t>
@@ -3502,18 +3483,10 @@
           </w:p>
         </w:tc>
         <w:tc>
-          <w:tcPr>
-            <w:tcMar>
-              <w:top w:w="60" w:type="dxa"/>
-              <w:left w:w="120" w:type="dxa"/>
-              <w:bottom w:w="60" w:type="dxa"/>
-              <w:right w:w="120" w:type="dxa"/>
-            </w:tcMar>
-          </w:tcPr>
-          <w:p>
-            <w:pPr>
-              <w:pStyle w:val="Compact"/>
-              <w:wordWrap w:val="1"/>
+          <w:tcPr/>
+          <w:p>
+            <w:pPr>
+              <w:pStyle w:val="Compact"/>
             </w:pPr>
             <w:r>
               <w:t xml:space="preserve">안전 핵심 작업 시</w:t>
@@ -3574,7 +3547,7 @@
         </w:trPr>
         <w:tc>
           <w:tcPr>
-            <w:tcW w:w="2460" w:type="dxa"/>
+            <w:tcW w:w="2593" w:type="dxa"/>
             <w:tcMar>
               <w:top w:w="60" w:type="dxa"/>
               <w:left w:w="120" w:type="dxa"/>
@@ -3595,7 +3568,7 @@
         </w:tc>
         <w:tc>
           <w:tcPr>
-            <w:tcW w:w="6328" w:type="dxa"/>
+            <w:tcW w:w="6195" w:type="dxa"/>
             <w:tcMar>
               <w:top w:w="60" w:type="dxa"/>
               <w:left w:w="120" w:type="dxa"/>
@@ -3617,9 +3590,7 @@
       </w:tr>
       <w:tr>
         <w:tc>
-          <w:tcPr>
-            <w:tcW w:w="2460" w:type="dxa"/>
-          </w:tcPr>
+          <w:tcPr/>
           <w:p>
             <w:pPr>
               <w:pStyle w:val="Compact"/>
@@ -3631,7 +3602,7 @@
         </w:tc>
         <w:tc>
           <w:tcPr>
-            <w:tcW w:w="6328" w:type="dxa"/>
+            <w:tcW w:w="6195" w:type="dxa"/>
             <w:tcMar>
               <w:top w:w="60" w:type="dxa"/>
               <w:left w:w="120" w:type="dxa"/>
@@ -3664,6 +3635,7 @@
         </w:tc>
         <w:tc>
           <w:tcPr>
+            <w:tcW w:w="6195" w:type="dxa"/>
             <w:tcMar>
               <w:top w:w="60" w:type="dxa"/>
               <w:left w:w="120" w:type="dxa"/>
@@ -3695,9 +3667,7 @@
           </w:p>
         </w:tc>
         <w:tc>
-          <w:tcPr>
-            <w:tcW w:w="6328" w:type="dxa"/>
-          </w:tcPr>
+          <w:tcPr/>
           <w:p>
             <w:pPr>
               <w:pStyle w:val="Compact"/>
@@ -3710,19 +3680,10 @@
       </w:tr>
       <w:tr>
         <w:tc>
-          <w:tcPr>
-            <w:tcW w:w="2460" w:type="dxa"/>
-            <w:tcMar>
-              <w:top w:w="60" w:type="dxa"/>
-              <w:left w:w="120" w:type="dxa"/>
-              <w:bottom w:w="60" w:type="dxa"/>
-              <w:right w:w="120" w:type="dxa"/>
-            </w:tcMar>
-          </w:tcPr>
-          <w:p>
-            <w:pPr>
-              <w:pStyle w:val="Compact"/>
-              <w:wordWrap w:val="1"/>
+          <w:tcPr/>
+          <w:p>
+            <w:pPr>
+              <w:pStyle w:val="Compact"/>
             </w:pPr>
             <w:r>
               <w:t xml:space="preserve">NDT (비파괴검사)</w:t>
@@ -3730,10 +3691,19 @@
           </w:p>
         </w:tc>
         <w:tc>
-          <w:tcPr/>
-          <w:p>
-            <w:pPr>
-              <w:pStyle w:val="Compact"/>
+          <w:tcPr>
+            <w:tcW w:w="6195" w:type="dxa"/>
+            <w:tcMar>
+              <w:top w:w="60" w:type="dxa"/>
+              <w:left w:w="120" w:type="dxa"/>
+              <w:bottom w:w="60" w:type="dxa"/>
+              <w:right w:w="120" w:type="dxa"/>
+            </w:tcMar>
+          </w:tcPr>
+          <w:p>
+            <w:pPr>
+              <w:pStyle w:val="Compact"/>
+              <w:wordWrap w:val="1"/>
             </w:pPr>
             <w:r>
               <w:t xml:space="preserve">UT, RT, MT, PT, ET</w:t>
@@ -3767,18 +3737,10 @@
       </w:tr>
       <w:tr>
         <w:tc>
-          <w:tcPr>
-            <w:tcMar>
-              <w:top w:w="60" w:type="dxa"/>
-              <w:left w:w="120" w:type="dxa"/>
-              <w:bottom w:w="60" w:type="dxa"/>
-              <w:right w:w="120" w:type="dxa"/>
-            </w:tcMar>
-          </w:tcPr>
-          <w:p>
-            <w:pPr>
-              <w:pStyle w:val="Compact"/>
-              <w:wordWrap w:val="1"/>
+          <w:tcPr/>
+          <w:p>
+            <w:pPr>
+              <w:pStyle w:val="Compact"/>
             </w:pPr>
             <w:r>
               <w:t xml:space="preserve">도장</w:t>
@@ -3786,18 +3748,10 @@
           </w:p>
         </w:tc>
         <w:tc>
-          <w:tcPr>
-            <w:tcMar>
-              <w:top w:w="60" w:type="dxa"/>
-              <w:left w:w="120" w:type="dxa"/>
-              <w:bottom w:w="60" w:type="dxa"/>
-              <w:right w:w="120" w:type="dxa"/>
-            </w:tcMar>
-          </w:tcPr>
-          <w:p>
-            <w:pPr>
-              <w:pStyle w:val="Compact"/>
-              <w:wordWrap w:val="1"/>
+          <w:tcPr/>
+          <w:p>
+            <w:pPr>
+              <w:pStyle w:val="Compact"/>
             </w:pPr>
             <w:r>
               <w:t xml:space="preserve">프라이머, 탑코트</w:t>
@@ -4196,7 +4150,7 @@
         </w:trPr>
         <w:tc>
           <w:tcPr>
-            <w:tcW w:w="2460" w:type="dxa"/>
+            <w:tcW w:w="3000" w:type="dxa"/>
             <w:tcMar>
               <w:top w:w="60" w:type="dxa"/>
               <w:left w:w="120" w:type="dxa"/>
@@ -4217,7 +4171,7 @@
         </w:tc>
         <w:tc>
           <w:tcPr>
-            <w:tcW w:w="6328" w:type="dxa"/>
+            <w:tcW w:w="5788" w:type="dxa"/>
             <w:tcMar>
               <w:top w:w="60" w:type="dxa"/>
               <w:left w:w="120" w:type="dxa"/>
@@ -4239,19 +4193,10 @@
       </w:tr>
       <w:tr>
         <w:tc>
-          <w:tcPr>
-            <w:tcW w:w="2460" w:type="dxa"/>
-            <w:tcMar>
-              <w:top w:w="60" w:type="dxa"/>
-              <w:left w:w="120" w:type="dxa"/>
-              <w:bottom w:w="60" w:type="dxa"/>
-              <w:right w:w="120" w:type="dxa"/>
-            </w:tcMar>
-          </w:tcPr>
-          <w:p>
-            <w:pPr>
-              <w:pStyle w:val="Compact"/>
-              <w:wordWrap w:val="1"/>
+          <w:tcPr/>
+          <w:p>
+            <w:pPr>
+              <w:pStyle w:val="Compact"/>
             </w:pPr>
             <w:r>
               <w:t xml:space="preserve">공정 파라미터</w:t>
@@ -4260,7 +4205,7 @@
         </w:tc>
         <w:tc>
           <w:tcPr>
-            <w:tcW w:w="6328" w:type="dxa"/>
+            <w:tcW w:w="5788" w:type="dxa"/>
             <w:tcMar>
               <w:top w:w="60" w:type="dxa"/>
               <w:left w:w="120" w:type="dxa"/>
@@ -4293,6 +4238,7 @@
         </w:tc>
         <w:tc>
           <w:tcPr>
+            <w:tcW w:w="5788" w:type="dxa"/>
             <w:tcMar>
               <w:top w:w="60" w:type="dxa"/>
               <w:left w:w="120" w:type="dxa"/>
@@ -4324,19 +4270,10 @@
           </w:p>
         </w:tc>
         <w:tc>
-          <w:tcPr>
-            <w:tcW w:w="6328" w:type="dxa"/>
-            <w:tcMar>
-              <w:top w:w="60" w:type="dxa"/>
-              <w:left w:w="120" w:type="dxa"/>
-              <w:bottom w:w="60" w:type="dxa"/>
-              <w:right w:w="120" w:type="dxa"/>
-            </w:tcMar>
-          </w:tcPr>
-          <w:p>
-            <w:pPr>
-              <w:pStyle w:val="Compact"/>
-              <w:wordWrap w:val="1"/>
+          <w:tcPr/>
+          <w:p>
+            <w:pPr>
+              <w:pStyle w:val="Compact"/>
             </w:pPr>
             <w:r>
               <w:t xml:space="preserve">교정, 정기 점검, 유지보수</w:t>
@@ -4346,19 +4283,10 @@
       </w:tr>
       <w:tr>
         <w:tc>
-          <w:tcPr>
-            <w:tcW w:w="2460" w:type="dxa"/>
-            <w:tcMar>
-              <w:top w:w="60" w:type="dxa"/>
-              <w:left w:w="120" w:type="dxa"/>
-              <w:bottom w:w="60" w:type="dxa"/>
-              <w:right w:w="120" w:type="dxa"/>
-            </w:tcMar>
-          </w:tcPr>
-          <w:p>
-            <w:pPr>
-              <w:pStyle w:val="Compact"/>
-              <w:wordWrap w:val="1"/>
+          <w:tcPr/>
+          <w:p>
+            <w:pPr>
+              <w:pStyle w:val="Compact"/>
             </w:pPr>
             <w:r>
               <w:t xml:space="preserve">자재/소모품</w:t>
@@ -4366,10 +4294,19 @@
           </w:p>
         </w:tc>
         <w:tc>
-          <w:tcPr/>
-          <w:p>
-            <w:pPr>
-              <w:pStyle w:val="Compact"/>
+          <w:tcPr>
+            <w:tcW w:w="5788" w:type="dxa"/>
+            <w:tcMar>
+              <w:top w:w="60" w:type="dxa"/>
+              <w:left w:w="120" w:type="dxa"/>
+              <w:bottom w:w="60" w:type="dxa"/>
+              <w:right w:w="120" w:type="dxa"/>
+            </w:tcMar>
+          </w:tcPr>
+          <w:p>
+            <w:pPr>
+              <w:pStyle w:val="Compact"/>
+              <w:wordWrap w:val="1"/>
             </w:pPr>
             <w:r>
               <w:t xml:space="preserve">약품, 가스, 용접봉 등의 유효기간/규격 관리</w:t>
@@ -4403,18 +4340,10 @@
       </w:tr>
       <w:tr>
         <w:tc>
-          <w:tcPr>
-            <w:tcMar>
-              <w:top w:w="60" w:type="dxa"/>
-              <w:left w:w="120" w:type="dxa"/>
-              <w:bottom w:w="60" w:type="dxa"/>
-              <w:right w:w="120" w:type="dxa"/>
-            </w:tcMar>
-          </w:tcPr>
-          <w:p>
-            <w:pPr>
-              <w:pStyle w:val="Compact"/>
-              <w:wordWrap w:val="1"/>
+          <w:tcPr/>
+          <w:p>
+            <w:pPr>
+              <w:pStyle w:val="Compact"/>
             </w:pPr>
             <w:r>
               <w:t xml:space="preserve">시험편 (Test Coupon)</w:t>
@@ -4422,18 +4351,10 @@
           </w:p>
         </w:tc>
         <w:tc>
-          <w:tcPr>
-            <w:tcMar>
-              <w:top w:w="60" w:type="dxa"/>
-              <w:left w:w="120" w:type="dxa"/>
-              <w:bottom w:w="60" w:type="dxa"/>
-              <w:right w:w="120" w:type="dxa"/>
-            </w:tcMar>
-          </w:tcPr>
-          <w:p>
-            <w:pPr>
-              <w:pStyle w:val="Compact"/>
-              <w:wordWrap w:val="1"/>
+          <w:tcPr/>
+          <w:p>
+            <w:pPr>
+              <w:pStyle w:val="Compact"/>
             </w:pPr>
             <w:r>
               <w:t xml:space="preserve">대표 시험편으로 공정 결과 검증 (해당 시)</w:t>
@@ -4655,18 +4576,10 @@
           </w:p>
         </w:tc>
         <w:tc>
-          <w:tcPr>
-            <w:tcMar>
-              <w:top w:w="60" w:type="dxa"/>
-              <w:left w:w="120" w:type="dxa"/>
-              <w:bottom w:w="60" w:type="dxa"/>
-              <w:right w:w="120" w:type="dxa"/>
-            </w:tcMar>
-          </w:tcPr>
-          <w:p>
-            <w:pPr>
-              <w:pStyle w:val="Compact"/>
-              <w:wordWrap w:val="1"/>
+          <w:tcPr/>
+          <w:p>
+            <w:pPr>
+              <w:pStyle w:val="Compact"/>
             </w:pPr>
             <w:r>
               <w:t xml:space="preserve">셋업 후 첫 번째 제품</w:t>
@@ -4779,7 +4692,7 @@
         </w:trPr>
         <w:tc>
           <w:tcPr>
-            <w:tcW w:w="2460" w:type="dxa"/>
+            <w:tcW w:w="1618" w:type="dxa"/>
             <w:tcMar>
               <w:top w:w="60" w:type="dxa"/>
               <w:left w:w="120" w:type="dxa"/>
@@ -4800,7 +4713,7 @@
         </w:tc>
         <w:tc>
           <w:tcPr>
-            <w:tcW w:w="6328" w:type="dxa"/>
+            <w:tcW w:w="7170" w:type="dxa"/>
             <w:tcMar>
               <w:top w:w="60" w:type="dxa"/>
               <w:left w:w="120" w:type="dxa"/>
@@ -4822,9 +4735,7 @@
       </w:tr>
       <w:tr>
         <w:tc>
-          <w:tcPr>
-            <w:tcW w:w="2460" w:type="dxa"/>
-          </w:tcPr>
+          <w:tcPr/>
           <w:p>
             <w:pPr>
               <w:pStyle w:val="Compact"/>
@@ -4836,7 +4747,7 @@
         </w:tc>
         <w:tc>
           <w:tcPr>
-            <w:tcW w:w="6328" w:type="dxa"/>
+            <w:tcW w:w="7170" w:type="dxa"/>
             <w:tcMar>
               <w:top w:w="60" w:type="dxa"/>
               <w:left w:w="120" w:type="dxa"/>
@@ -4869,6 +4780,7 @@
         </w:tc>
         <w:tc>
           <w:tcPr>
+            <w:tcW w:w="7170" w:type="dxa"/>
             <w:tcMar>
               <w:top w:w="60" w:type="dxa"/>
               <w:left w:w="120" w:type="dxa"/>
@@ -4900,9 +4812,7 @@
           </w:p>
         </w:tc>
         <w:tc>
-          <w:tcPr>
-            <w:tcW w:w="6328" w:type="dxa"/>
-          </w:tcPr>
+          <w:tcPr/>
           <w:p>
             <w:pPr>
               <w:pStyle w:val="Compact"/>
@@ -4915,19 +4825,10 @@
       </w:tr>
       <w:tr>
         <w:tc>
-          <w:tcPr>
-            <w:tcW w:w="2460" w:type="dxa"/>
-            <w:tcMar>
-              <w:top w:w="60" w:type="dxa"/>
-              <w:left w:w="120" w:type="dxa"/>
-              <w:bottom w:w="60" w:type="dxa"/>
-              <w:right w:w="120" w:type="dxa"/>
-            </w:tcMar>
-          </w:tcPr>
-          <w:p>
-            <w:pPr>
-              <w:pStyle w:val="Compact"/>
-              <w:wordWrap w:val="1"/>
+          <w:tcPr/>
+          <w:p>
+            <w:pPr>
+              <w:pStyle w:val="Compact"/>
             </w:pPr>
             <w:r>
               <w:t xml:space="preserve">이상 대응</w:t>
@@ -4936,6 +4837,7 @@
         </w:tc>
         <w:tc>
           <w:tcPr>
+            <w:tcW w:w="7170" w:type="dxa"/>
             <w:tcMar>
               <w:top w:w="60" w:type="dxa"/>
               <w:left w:w="120" w:type="dxa"/>
@@ -5007,7 +4909,7 @@
         </w:trPr>
         <w:tc>
           <w:tcPr>
-            <w:tcW w:w="2460" w:type="dxa"/>
+            <w:tcW w:w="3000" w:type="dxa"/>
             <w:tcMar>
               <w:top w:w="60" w:type="dxa"/>
               <w:left w:w="120" w:type="dxa"/>
@@ -5028,7 +4930,7 @@
         </w:tc>
         <w:tc>
           <w:tcPr>
-            <w:tcW w:w="6328" w:type="dxa"/>
+            <w:tcW w:w="5788" w:type="dxa"/>
             <w:tcMar>
               <w:top w:w="60" w:type="dxa"/>
               <w:left w:w="120" w:type="dxa"/>
@@ -5050,9 +4952,7 @@
       </w:tr>
       <w:tr>
         <w:tc>
-          <w:tcPr>
-            <w:tcW w:w="2460" w:type="dxa"/>
-          </w:tcPr>
+          <w:tcPr/>
           <w:p>
             <w:pPr>
               <w:pStyle w:val="Compact"/>
@@ -5064,7 +4964,7 @@
         </w:tc>
         <w:tc>
           <w:tcPr>
-            <w:tcW w:w="6328" w:type="dxa"/>
+            <w:tcW w:w="5788" w:type="dxa"/>
             <w:tcMar>
               <w:top w:w="60" w:type="dxa"/>
               <w:left w:w="120" w:type="dxa"/>
@@ -5097,6 +4997,7 @@
         </w:tc>
         <w:tc>
           <w:tcPr>
+            <w:tcW w:w="5788" w:type="dxa"/>
             <w:tcMar>
               <w:top w:w="60" w:type="dxa"/>
               <w:left w:w="120" w:type="dxa"/>
@@ -5128,9 +5029,7 @@
           </w:p>
         </w:tc>
         <w:tc>
-          <w:tcPr>
-            <w:tcW w:w="6328" w:type="dxa"/>
-          </w:tcPr>
+          <w:tcPr/>
           <w:p>
             <w:pPr>
               <w:pStyle w:val="Compact"/>
@@ -5143,19 +5042,10 @@
       </w:tr>
       <w:tr>
         <w:tc>
-          <w:tcPr>
-            <w:tcW w:w="2460" w:type="dxa"/>
-            <w:tcMar>
-              <w:top w:w="60" w:type="dxa"/>
-              <w:left w:w="120" w:type="dxa"/>
-              <w:bottom w:w="60" w:type="dxa"/>
-              <w:right w:w="120" w:type="dxa"/>
-            </w:tcMar>
-          </w:tcPr>
-          <w:p>
-            <w:pPr>
-              <w:pStyle w:val="Compact"/>
-              <w:wordWrap w:val="1"/>
+          <w:tcPr/>
+          <w:p>
+            <w:pPr>
+              <w:pStyle w:val="Compact"/>
             </w:pPr>
             <w:r>
               <w:t xml:space="preserve">특수 관리 항목</w:t>
@@ -5164,6 +5054,7 @@
         </w:tc>
         <w:tc>
           <w:tcPr>
+            <w:tcW w:w="5788" w:type="dxa"/>
             <w:tcMar>
               <w:top w:w="60" w:type="dxa"/>
               <w:left w:w="120" w:type="dxa"/>
@@ -5639,7 +5530,6 @@
               <w:bottom w:w="60" w:type="dxa"/>
               <w:right w:w="120" w:type="dxa"/>
             </w:tcMar>
-            <w:shd w:val="clear" w:color="auto" w:fill="DEEAF1"/>
           </w:tcPr>
           <w:p>
             <w:pPr>
@@ -5659,7 +5549,6 @@
               <w:bottom w:w="60" w:type="dxa"/>
               <w:right w:w="120" w:type="dxa"/>
             </w:tcMar>
-            <w:shd w:val="clear" w:color="auto" w:fill="DEEAF1"/>
           </w:tcPr>
           <w:p>
             <w:pPr>
@@ -5679,7 +5568,6 @@
               <w:bottom w:w="60" w:type="dxa"/>
               <w:right w:w="120" w:type="dxa"/>
             </w:tcMar>
-            <w:shd w:val="clear" w:color="auto" w:fill="DEEAF1"/>
           </w:tcPr>
           <w:p>
             <w:pPr>
@@ -6649,8 +6537,8 @@
     <w:rPrDefault>
       <w:rPr>
         <w:rFonts w:asciiTheme="minorHAnsi" w:cstheme="minorBidi" w:eastAsiaTheme="minorEastAsia" w:hAnsiTheme="minorHAnsi"/>
-        <w:sz w:val="24"/>
-        <w:szCs w:val="24"/>
+        <w:sz w:val="20"/>
+        <w:szCs w:val="20"/>
         <w:lang w:bidi="ar-SA" w:eastAsia="zh-CN" w:val="en-US"/>
       </w:rPr>
     </w:rPrDefault>
@@ -6718,8 +6606,8 @@
     </w:pPr>
     <w:rPr>
       <w:rFonts w:asciiTheme="majorHAnsi" w:cstheme="majorBidi" w:eastAsiaTheme="majorEastAsia" w:hAnsiTheme="majorHAnsi"/>
-      <w:sz w:val="56"/>
-      <w:szCs w:val="56"/>
+      <w:sz w:val="44"/>
+      <w:szCs w:val="44"/>
     </w:rPr>
   </w:style>
   <w:style w:customStyle="1" w:styleId="TitleChar" w:type="character">
@@ -6730,8 +6618,8 @@
     <w:rsid w:val="00A10FD9"/>
     <w:rPr>
       <w:rFonts w:asciiTheme="majorHAnsi" w:cstheme="majorBidi" w:eastAsiaTheme="majorEastAsia" w:hAnsiTheme="majorHAnsi"/>
-      <w:sz w:val="56"/>
-      <w:szCs w:val="56"/>
+      <w:sz w:val="44"/>
+      <w:szCs w:val="44"/>
     </w:rPr>
   </w:style>
   <w:style w:styleId="Subtitle" w:type="paragraph">
@@ -6853,8 +6741,8 @@
     <w:rPr>
       <w:rFonts w:asciiTheme="majorHAnsi" w:cstheme="majorBidi" w:eastAsiaTheme="majorEastAsia" w:hAnsiTheme="majorHAnsi"/>
       <w:color w:themeColor="accent1" w:themeShade="BF" w:val="0F4761"/>
-      <w:sz w:val="40"/>
-      <w:szCs w:val="40"/>
+      <w:sz w:val="32"/>
+      <w:szCs w:val="32"/>
     </w:rPr>
   </w:style>
   <w:style w:styleId="Heading2" w:type="paragraph">
@@ -7044,8 +6932,8 @@
     <w:rPr>
       <w:rFonts w:asciiTheme="majorHAnsi" w:cstheme="majorBidi" w:eastAsiaTheme="majorEastAsia" w:hAnsiTheme="majorHAnsi"/>
       <w:color w:themeColor="accent1" w:themeShade="BF" w:val="0F4761"/>
-      <w:sz w:val="40"/>
-      <w:szCs w:val="40"/>
+      <w:sz w:val="32"/>
+      <w:szCs w:val="32"/>
     </w:rPr>
   </w:style>
   <w:style w:customStyle="1" w:styleId="Heading2Char" w:type="character">
